--- a/docs/HOW_TO_USE_SYSTEM_SO.docx
+++ b/docs/HOW_TO_USE_SYSTEM_SO.docx
@@ -190,7 +190,7 @@
         <w:spacing w:after="60"/>
       </w:pPr>
       <w:r>
-        <w:t xml:space="preserve">Beddel portal UG/PG; abuuri/daabaca funding calls gudaha</w:t>
+        <w:t xml:space="preserve">Beddel portal UG/PG; abuuri/daabaca funding calls (Leadership uma baahna)</w:t>
       </w:r>
     </w:p>
     <w:p>
@@ -254,19 +254,6 @@
         <w:spacing w:after="60"/>
       </w:pPr>
       <w:r>
-        <w:t xml:space="preserve">Ansixi/daabaca funding calls</w:t>
-      </w:r>
-    </w:p>
-    <w:p>
-      <w:pPr>
-        <w:pStyle w:val="ListParagraph"/>
-        <w:numPr>
-          <w:ilvl w:val="0"/>
-          <w:numId w:val="1"/>
-        </w:numPr>
-        <w:spacing w:after="60"/>
-      </w:pPr>
-      <w:r>
         <w:t xml:space="preserve">Peer review: score 1–5 + comment</w:t>
       </w:r>
     </w:p>
@@ -281,6 +268,19 @@
       </w:pPr>
       <w:r>
         <w:t xml:space="preserve">Peer Reviews + Proposals; KPI</w:t>
+      </w:r>
+    </w:p>
+    <w:p>
+      <w:pPr>
+        <w:pStyle w:val="ListParagraph"/>
+        <w:numPr>
+          <w:ilvl w:val="0"/>
+          <w:numId w:val="1"/>
+        </w:numPr>
+        <w:spacing w:after="60"/>
+      </w:pPr>
+      <w:r>
+        <w:t xml:space="preserve">MA daabaco funding calls</w:t>
       </w:r>
     </w:p>
     <w:p>
@@ -732,7 +732,7 @@
           <w:sz w:val="22"/>
           <w:szCs w:val="22"/>
         </w:rPr>
-        <w:t xml:space="preserve">Leadership ama Director publish → researchers eligible ah waa la ogeysiiyaa link toos ah call-ka.</w:t>
+        <w:t xml:space="preserve">Director ayaa daabaca call-ka — Leadership uma baahna. Researchers eligible ah waa la ogeysiiyaa link toos ah.</w:t>
       </w:r>
     </w:p>
     <w:p>

--- a/docs/HOW_TO_USE_SYSTEM_SO.docx
+++ b/docs/HOW_TO_USE_SYSTEM_SO.docx
@@ -153,19 +153,19 @@
           <w:sz w:val="36"/>
           <w:szCs w:val="36"/>
         </w:rPr>
-        <w:t xml:space="preserve">2. SHAQADA USER-KASTA (8 ROLES)</w:t>
-      </w:r>
-    </w:p>
-    <w:p>
-      <w:pPr>
-        <w:spacing w:after="100"/>
-      </w:pPr>
-      <w:r>
-        <w:rPr>
-          <w:sz w:val="22"/>
-          <w:szCs w:val="22"/>
-        </w:rPr>
-        <w:t xml:space="preserve">Ma jiro akoon Ethics Committee ama Peer Reviewer. Ethics = Research Director. Peer review = University Leadership.</w:t>
+        <w:t xml:space="preserve">2. SHAQADA USER-KASTA (7 ROLES)</w:t>
+      </w:r>
+    </w:p>
+    <w:p>
+      <w:pPr>
+        <w:spacing w:after="100"/>
+      </w:pPr>
+      <w:r>
+        <w:rPr>
+          <w:sz w:val="22"/>
+          <w:szCs w:val="22"/>
+        </w:rPr>
+        <w:t xml:space="preserve">Ma jiro akoon Ethics Committee, Peer Reviewer, ama Procurement. Ethics = Research Director. Peer review = University Leadership. Purchase Orders = Finance.</w:t>
       </w:r>
     </w:p>
     <w:p>
@@ -216,7 +216,7 @@
         <w:spacing w:after="60"/>
       </w:pPr>
       <w:r>
-        <w:t xml:space="preserve">Ansixi PO ka dib Procurement; maamul Users &amp; Departments</w:t>
+        <w:t xml:space="preserve">Ansixi PO ka dib Finance dib-u-eegis; maamul Users &amp; Departments</w:t>
       </w:r>
     </w:p>
     <w:p>
@@ -343,7 +343,7 @@
           <w:sz w:val="22"/>
           <w:szCs w:val="22"/>
         </w:rPr>
-        <w:t xml:space="preserve">Finance Officer (finance@ / finance.pg@) — LACAG (ma aha Procurement)</w:t>
+        <w:t xml:space="preserve">Finance Officer (finance@ / finance.pg@) — LACAG + DIB U EEGISTA PO</w:t>
       </w:r>
     </w:p>
     <w:p>
@@ -382,6 +382,19 @@
         <w:spacing w:after="60"/>
       </w:pPr>
       <w:r>
+        <w:t xml:space="preserve">Dib u eegis Purchase Orders (ansixi/diid) ka hor Director</w:t>
+      </w:r>
+    </w:p>
+    <w:p>
+      <w:pPr>
+        <w:pStyle w:val="ListParagraph"/>
+        <w:numPr>
+          <w:ilvl w:val="0"/>
+          <w:numId w:val="1"/>
+        </w:numPr>
+        <w:spacing w:after="60"/>
+      </w:pPr>
+      <w:r>
         <w:t xml:space="preserve">Bixi PO ka dib Director; finance reports; xiritaan maaliyadeed</w:t>
       </w:r>
     </w:p>
@@ -395,71 +408,7 @@
         <w:spacing w:after="60"/>
       </w:pPr>
       <w:r>
-        <w:t xml:space="preserve">MA go'aamin waxa la iibinayo (taasi waa Procurement)</w:t>
-      </w:r>
-    </w:p>
-    <w:p>
-      <w:pPr>
-        <w:spacing w:after="100"/>
-      </w:pPr>
-      <w:r>
-        <w:rPr>
-          <w:sz w:val="22"/>
-          <w:szCs w:val="22"/>
-        </w:rPr>
-        <w:t xml:space="preserve">Procurement Officer (procurement@ / procurement.pg@) — IIBSASHADA / PO (ma aha Finance)</w:t>
-      </w:r>
-    </w:p>
-    <w:p>
-      <w:pPr>
-        <w:pStyle w:val="ListParagraph"/>
-        <w:numPr>
-          <w:ilvl w:val="0"/>
-          <w:numId w:val="1"/>
-        </w:numPr>
-        <w:spacing w:after="60"/>
-      </w:pPr>
-      <w:r>
-        <w:t xml:space="preserve">Dib u eegis Purchase Orders ee researchers</w:t>
-      </w:r>
-    </w:p>
-    <w:p>
-      <w:pPr>
-        <w:pStyle w:val="ListParagraph"/>
-        <w:numPr>
-          <w:ilvl w:val="0"/>
-          <w:numId w:val="1"/>
-        </w:numPr>
-        <w:spacing w:after="60"/>
-      </w:pPr>
-      <w:r>
-        <w:t xml:space="preserve">Ansixi/diid PO ka hor Director</w:t>
-      </w:r>
-    </w:p>
-    <w:p>
-      <w:pPr>
-        <w:pStyle w:val="ListParagraph"/>
-        <w:numPr>
-          <w:ilvl w:val="0"/>
-          <w:numId w:val="1"/>
-        </w:numPr>
-        <w:spacing w:after="60"/>
-      </w:pPr>
-      <w:r>
-        <w:t xml:space="preserve">MA authorize grant; MA bixin lacag</w:t>
-      </w:r>
-    </w:p>
-    <w:p>
-      <w:pPr>
-        <w:pStyle w:val="ListParagraph"/>
-        <w:numPr>
-          <w:ilvl w:val="0"/>
-          <w:numId w:val="1"/>
-        </w:numPr>
-        <w:spacing w:after="60"/>
-      </w:pPr>
-      <w:r>
-        <w:t xml:space="preserve">Safka: Researcher PO → Procurement → Director → Finance bixisaa</w:t>
+        <w:t xml:space="preserve">Safka: Researcher PO → Finance review → Director → Finance bixisaa</w:t>
       </w:r>
     </w:p>
     <w:p>
@@ -522,7 +471,7 @@
         <w:spacing w:after="60"/>
       </w:pPr>
       <w:r>
-        <w:t xml:space="preserve">Draft funding calls external; sug Leadership/Director publish</w:t>
+        <w:t xml:space="preserve">Draft funding calls external; sug Director publish</w:t>
       </w:r>
     </w:p>
     <w:p>
@@ -617,7 +566,7 @@
           <w:sz w:val="36"/>
           <w:szCs w:val="36"/>
         </w:rPr>
-        <w:t xml:space="preserve">3. GALITAANKA — 15 AKOON DEMO</w:t>
+        <w:t xml:space="preserve">3. GALITAANKA — AKOON DEMO</w:t>
       </w:r>
     </w:p>
     <w:p>
@@ -653,7 +602,7 @@
           <w:sz w:val="22"/>
           <w:szCs w:val="22"/>
         </w:rPr>
-        <w:t xml:space="preserve">Undergraduate: coordinator@, finance@, procurement@, hr@, leadership@, donor@, asha@rms.edu Postgraduate: *.pg@rms.edu + mahad@rms.edu / Researcher2024!</w:t>
+        <w:t xml:space="preserve">Undergraduate: coordinator@, finance@, hr@, leadership@, donor@, asha@rms.edu Postgraduate: *.pg@rms.edu + mahad@rms.edu / Researcher2024!</w:t>
       </w:r>
     </w:p>
     <w:p>
@@ -677,7 +626,7 @@
           <w:sz w:val="22"/>
           <w:szCs w:val="22"/>
         </w:rPr>
-        <w:t xml:space="preserve">Ha isticmaalin ethics@ ama reviewer@ — doorarkaas waa laga saaray nidaamka.</w:t>
+        <w:t xml:space="preserve">Ha isticmaalin ethics@, reviewer@, ama procurement@ — doorarkaas waa laga saaray nidaamka.</w:t>
       </w:r>
     </w:p>
     <w:p>
